--- a/抽離教學_數學/高一數學/融合班教學資源/第一學段/03_指數與對數/練習_4.4對數函數_融合版.docx
+++ b/抽離教學_數學/高一數學/融合班教學資源/第一學段/03_指數與對數/練習_4.4對數函數_融合版.docx
@@ -51,6 +51,7 @@
     </w:p>
     <w:p>
       <w:pPr>
+        <w:keepNext/>
         <w:spacing w:line="360" w:lineRule="auto" w:after="80"/>
         <w:jc w:val="left"/>
       </w:pPr>
@@ -686,6 +687,7 @@
     </w:p>
     <w:p>
       <w:pPr>
+        <w:keepNext/>
         <w:spacing w:line="360" w:lineRule="auto" w:after="80"/>
         <w:jc w:val="left"/>
       </w:pPr>
@@ -2096,6 +2098,7 @@
     </w:p>
     <w:p>
       <w:pPr>
+        <w:keepNext/>
         <w:spacing w:line="360" w:lineRule="auto" w:after="80"/>
         <w:jc w:val="left"/>
       </w:pPr>
@@ -2933,6 +2936,7 @@
     </w:p>
     <w:p>
       <w:pPr>
+        <w:keepNext/>
         <w:spacing w:line="360" w:lineRule="auto" w:after="80"/>
         <w:jc w:val="left"/>
       </w:pPr>
